--- a/Отчет_ЛР2_Гусев.docx
+++ b/Отчет_ЛР2_Гусев.docx
@@ -12714,18 +12714,7 @@
               <w:sz w:val="28"/>
               <w:szCs w:val="28"/>
             </w:rPr>
-            <m:t>Ax=b</m:t>
-          </m:r>
-          <m:r>
-            <m:rPr>
-              <m:sty m:val="p"/>
-            </m:rPr>
-            <w:rPr>
-              <w:rFonts w:ascii="Cambria Math" w:hAnsi="Cambria Math"/>
-              <w:sz w:val="28"/>
-              <w:szCs w:val="28"/>
-            </w:rPr>
-            <m:t>,</m:t>
+            <m:t>Ax=b,</m:t>
           </m:r>
           <m:r>
             <w:rPr>
@@ -12744,18 +12733,7 @@
               <w:sz w:val="28"/>
               <w:szCs w:val="28"/>
             </w:rPr>
-            <m:t>x</m:t>
-          </m:r>
-          <m:r>
-            <m:rPr>
-              <m:sty m:val="p"/>
-            </m:rPr>
-            <w:rPr>
-              <w:rFonts w:ascii="Cambria Math" w:hAnsi="Cambria Math"/>
-              <w:sz w:val="28"/>
-              <w:szCs w:val="28"/>
-            </w:rPr>
-            <m:t>=</m:t>
+            <m:t>x=</m:t>
           </m:r>
           <m:d>
             <m:dPr>
@@ -13027,18 +13005,7 @@
               <w:sz w:val="28"/>
               <w:szCs w:val="28"/>
             </w:rPr>
-            <m:t>A</m:t>
-          </m:r>
-          <m:r>
-            <m:rPr>
-              <m:sty m:val="p"/>
-            </m:rPr>
-            <w:rPr>
-              <w:rFonts w:ascii="Cambria Math" w:hAnsi="Cambria Math"/>
-              <w:sz w:val="28"/>
-              <w:szCs w:val="28"/>
-            </w:rPr>
-            <m:t>=</m:t>
+            <m:t>A=</m:t>
           </m:r>
           <m:d>
             <m:dPr>
@@ -14358,6 +14325,7 @@
         <w:rPr>
           <w:sz w:val="28"/>
           <w:szCs w:val="28"/>
+          <w:lang w:val="ru-RU"/>
         </w:rPr>
       </w:pPr>
       <w:r>
@@ -14372,6 +14340,7 @@
         <w:rPr>
           <w:sz w:val="28"/>
           <w:szCs w:val="28"/>
+          <w:lang w:val="ru-RU"/>
         </w:rPr>
         <w:t>Для её решения применяется метод прогонки.</w:t>
       </w:r>
@@ -19617,6 +19586,7 @@
         <w:rPr>
           <w:sz w:val="28"/>
           <w:szCs w:val="28"/>
+          <w:lang w:val="ru-RU"/>
         </w:rPr>
       </w:pPr>
       <w:r>
@@ -19626,14 +19596,7 @@
           <w:sz w:val="28"/>
           <w:szCs w:val="28"/>
         </w:rPr>
-        <w:t>N = 6</w:t>
-      </w:r>
-      <w:r>
-        <w:rPr>
-          <w:sz w:val="28"/>
-          <w:szCs w:val="28"/>
-        </w:rPr>
-        <w:br/>
+        <w:t>N</w:t>
       </w:r>
       <w:r>
         <w:rPr>
@@ -19641,13 +19604,15 @@
           <w:rFonts w:ascii="Times New Roman" w:hAnsi="Times New Roman"/>
           <w:sz w:val="28"/>
           <w:szCs w:val="28"/>
-        </w:rPr>
-        <w:t>X = [0, 1, 2, 3, 4, 5]</w:t>
-      </w:r>
-      <w:r>
-        <w:rPr>
-          <w:sz w:val="28"/>
-          <w:szCs w:val="28"/>
+          <w:lang w:val="ru-RU"/>
+        </w:rPr>
+        <w:t xml:space="preserve"> = 6</w:t>
+      </w:r>
+      <w:r>
+        <w:rPr>
+          <w:sz w:val="28"/>
+          <w:szCs w:val="28"/>
+          <w:lang w:val="ru-RU"/>
         </w:rPr>
         <w:br/>
       </w:r>
@@ -19658,14 +19623,7 @@
           <w:sz w:val="28"/>
           <w:szCs w:val="28"/>
         </w:rPr>
-        <w:t>Y = [3, 3, 3, 3, 3, 3]</w:t>
-      </w:r>
-      <w:r>
-        <w:rPr>
-          <w:sz w:val="28"/>
-          <w:szCs w:val="28"/>
-        </w:rPr>
-        <w:br/>
+        <w:t>X</w:t>
       </w:r>
       <w:r>
         <w:rPr>
@@ -19673,13 +19631,15 @@
           <w:rFonts w:ascii="Times New Roman" w:hAnsi="Times New Roman"/>
           <w:sz w:val="28"/>
           <w:szCs w:val="28"/>
-        </w:rPr>
-        <w:t>XX = 2.5</w:t>
-      </w:r>
-      <w:r>
-        <w:rPr>
-          <w:sz w:val="28"/>
-          <w:szCs w:val="28"/>
+          <w:lang w:val="ru-RU"/>
+        </w:rPr>
+        <w:t xml:space="preserve"> = [0, 1, 2, 3, 4, 5]</w:t>
+      </w:r>
+      <w:r>
+        <w:rPr>
+          <w:sz w:val="28"/>
+          <w:szCs w:val="28"/>
+          <w:lang w:val="ru-RU"/>
         </w:rPr>
         <w:br/>
       </w:r>
@@ -19690,7 +19650,90 @@
           <w:sz w:val="28"/>
           <w:szCs w:val="28"/>
         </w:rPr>
-        <w:t xml:space="preserve">A = 0, B = 0   </w:t>
+        <w:t>Y</w:t>
+      </w:r>
+      <w:r>
+        <w:rPr>
+          <w:rStyle w:val="VerbatimChar"/>
+          <w:rFonts w:ascii="Times New Roman" w:hAnsi="Times New Roman"/>
+          <w:sz w:val="28"/>
+          <w:szCs w:val="28"/>
+          <w:lang w:val="ru-RU"/>
+        </w:rPr>
+        <w:t xml:space="preserve"> = [3, 3, 3, 3, 3, 3]</w:t>
+      </w:r>
+      <w:r>
+        <w:rPr>
+          <w:sz w:val="28"/>
+          <w:szCs w:val="28"/>
+          <w:lang w:val="ru-RU"/>
+        </w:rPr>
+        <w:br/>
+      </w:r>
+      <w:r>
+        <w:rPr>
+          <w:rStyle w:val="VerbatimChar"/>
+          <w:rFonts w:ascii="Times New Roman" w:hAnsi="Times New Roman"/>
+          <w:sz w:val="28"/>
+          <w:szCs w:val="28"/>
+        </w:rPr>
+        <w:t>XX</w:t>
+      </w:r>
+      <w:r>
+        <w:rPr>
+          <w:rStyle w:val="VerbatimChar"/>
+          <w:rFonts w:ascii="Times New Roman" w:hAnsi="Times New Roman"/>
+          <w:sz w:val="28"/>
+          <w:szCs w:val="28"/>
+          <w:lang w:val="ru-RU"/>
+        </w:rPr>
+        <w:t xml:space="preserve"> = 2.5</w:t>
+      </w:r>
+      <w:r>
+        <w:rPr>
+          <w:sz w:val="28"/>
+          <w:szCs w:val="28"/>
+          <w:lang w:val="ru-RU"/>
+        </w:rPr>
+        <w:br/>
+      </w:r>
+      <w:r>
+        <w:rPr>
+          <w:rStyle w:val="VerbatimChar"/>
+          <w:rFonts w:ascii="Times New Roman" w:hAnsi="Times New Roman"/>
+          <w:sz w:val="28"/>
+          <w:szCs w:val="28"/>
+        </w:rPr>
+        <w:t>A</w:t>
+      </w:r>
+      <w:r>
+        <w:rPr>
+          <w:rStyle w:val="VerbatimChar"/>
+          <w:rFonts w:ascii="Times New Roman" w:hAnsi="Times New Roman"/>
+          <w:sz w:val="28"/>
+          <w:szCs w:val="28"/>
+          <w:lang w:val="ru-RU"/>
+        </w:rPr>
+        <w:t xml:space="preserve"> = 0, </w:t>
+      </w:r>
+      <w:r>
+        <w:rPr>
+          <w:rStyle w:val="VerbatimChar"/>
+          <w:rFonts w:ascii="Times New Roman" w:hAnsi="Times New Roman"/>
+          <w:sz w:val="28"/>
+          <w:szCs w:val="28"/>
+        </w:rPr>
+        <w:t>B</w:t>
+      </w:r>
+      <w:r>
+        <w:rPr>
+          <w:rStyle w:val="VerbatimChar"/>
+          <w:rFonts w:ascii="Times New Roman" w:hAnsi="Times New Roman"/>
+          <w:sz w:val="28"/>
+          <w:szCs w:val="28"/>
+          <w:lang w:val="ru-RU"/>
+        </w:rPr>
+        <w:t xml:space="preserve"> = 0   </w:t>
       </w:r>
     </w:p>
     <w:p>
@@ -20015,6 +20058,7 @@
         <w:rPr>
           <w:sz w:val="28"/>
           <w:szCs w:val="28"/>
+          <w:lang w:val="ru-RU"/>
         </w:rPr>
       </w:pPr>
       <w:r>
@@ -20032,6 +20076,7 @@
           <w:rFonts w:ascii="Times New Roman" w:hAnsi="Times New Roman"/>
           <w:sz w:val="28"/>
           <w:szCs w:val="28"/>
+          <w:lang w:val="ru-RU"/>
         </w:rPr>
         <w:t xml:space="preserve"> = 6</w:t>
       </w:r>
@@ -20039,6 +20084,7 @@
         <w:rPr>
           <w:sz w:val="28"/>
           <w:szCs w:val="28"/>
+          <w:lang w:val="ru-RU"/>
         </w:rPr>
         <w:br/>
       </w:r>
@@ -20057,6 +20103,7 @@
           <w:rFonts w:ascii="Times New Roman" w:hAnsi="Times New Roman"/>
           <w:sz w:val="28"/>
           <w:szCs w:val="28"/>
+          <w:lang w:val="ru-RU"/>
         </w:rPr>
         <w:t xml:space="preserve"> = [0, 1, 2, 3, 4, 5]</w:t>
       </w:r>
@@ -20064,6 +20111,7 @@
         <w:rPr>
           <w:sz w:val="28"/>
           <w:szCs w:val="28"/>
+          <w:lang w:val="ru-RU"/>
         </w:rPr>
         <w:br/>
       </w:r>
@@ -20082,6 +20130,7 @@
           <w:rFonts w:ascii="Times New Roman" w:hAnsi="Times New Roman"/>
           <w:sz w:val="28"/>
           <w:szCs w:val="28"/>
+          <w:lang w:val="ru-RU"/>
         </w:rPr>
         <w:t xml:space="preserve"> = [1, </w:t>
       </w:r>
@@ -20091,6 +20140,7 @@
           <w:rFonts w:ascii="Times New Roman" w:hAnsi="Times New Roman"/>
           <w:sz w:val="28"/>
           <w:szCs w:val="28"/>
+          <w:lang w:val="ru-RU"/>
         </w:rPr>
         <w:t>2</w:t>
       </w:r>
@@ -20100,6 +20150,7 @@
           <w:rFonts w:ascii="Times New Roman" w:hAnsi="Times New Roman"/>
           <w:sz w:val="28"/>
           <w:szCs w:val="28"/>
+          <w:lang w:val="ru-RU"/>
         </w:rPr>
         <w:t xml:space="preserve">, </w:t>
       </w:r>
@@ -20109,6 +20160,7 @@
           <w:rFonts w:ascii="Times New Roman" w:hAnsi="Times New Roman"/>
           <w:sz w:val="28"/>
           <w:szCs w:val="28"/>
+          <w:lang w:val="ru-RU"/>
         </w:rPr>
         <w:t>3</w:t>
       </w:r>
@@ -20118,6 +20170,7 @@
           <w:rFonts w:ascii="Times New Roman" w:hAnsi="Times New Roman"/>
           <w:sz w:val="28"/>
           <w:szCs w:val="28"/>
+          <w:lang w:val="ru-RU"/>
         </w:rPr>
         <w:t xml:space="preserve">, </w:t>
       </w:r>
@@ -20127,6 +20180,7 @@
           <w:rFonts w:ascii="Times New Roman" w:hAnsi="Times New Roman"/>
           <w:sz w:val="28"/>
           <w:szCs w:val="28"/>
+          <w:lang w:val="ru-RU"/>
         </w:rPr>
         <w:t>4</w:t>
       </w:r>
@@ -20136,6 +20190,7 @@
           <w:rFonts w:ascii="Times New Roman" w:hAnsi="Times New Roman"/>
           <w:sz w:val="28"/>
           <w:szCs w:val="28"/>
+          <w:lang w:val="ru-RU"/>
         </w:rPr>
         <w:t xml:space="preserve">, </w:t>
       </w:r>
@@ -20145,6 +20200,7 @@
           <w:rFonts w:ascii="Times New Roman" w:hAnsi="Times New Roman"/>
           <w:sz w:val="28"/>
           <w:szCs w:val="28"/>
+          <w:lang w:val="ru-RU"/>
         </w:rPr>
         <w:t>5</w:t>
       </w:r>
@@ -20154,6 +20210,7 @@
           <w:rFonts w:ascii="Times New Roman" w:hAnsi="Times New Roman"/>
           <w:sz w:val="28"/>
           <w:szCs w:val="28"/>
+          <w:lang w:val="ru-RU"/>
         </w:rPr>
         <w:t xml:space="preserve">, </w:t>
       </w:r>
@@ -20163,6 +20220,7 @@
           <w:rFonts w:ascii="Times New Roman" w:hAnsi="Times New Roman"/>
           <w:sz w:val="28"/>
           <w:szCs w:val="28"/>
+          <w:lang w:val="ru-RU"/>
         </w:rPr>
         <w:t>6</w:t>
       </w:r>
@@ -20172,6 +20230,7 @@
           <w:rFonts w:ascii="Times New Roman" w:hAnsi="Times New Roman"/>
           <w:sz w:val="28"/>
           <w:szCs w:val="28"/>
+          <w:lang w:val="ru-RU"/>
         </w:rPr>
         <w:t>]</w:t>
       </w:r>
@@ -20179,6 +20238,7 @@
         <w:rPr>
           <w:sz w:val="28"/>
           <w:szCs w:val="28"/>
+          <w:lang w:val="ru-RU"/>
         </w:rPr>
         <w:br/>
       </w:r>
@@ -20197,6 +20257,7 @@
           <w:rFonts w:ascii="Times New Roman" w:hAnsi="Times New Roman"/>
           <w:sz w:val="28"/>
           <w:szCs w:val="28"/>
+          <w:lang w:val="ru-RU"/>
         </w:rPr>
         <w:t xml:space="preserve"> = 2.5</w:t>
       </w:r>
@@ -20204,6 +20265,7 @@
         <w:rPr>
           <w:sz w:val="28"/>
           <w:szCs w:val="28"/>
+          <w:lang w:val="ru-RU"/>
         </w:rPr>
         <w:br/>
       </w:r>
@@ -20222,6 +20284,7 @@
           <w:rFonts w:ascii="Times New Roman" w:hAnsi="Times New Roman"/>
           <w:sz w:val="28"/>
           <w:szCs w:val="28"/>
+          <w:lang w:val="ru-RU"/>
         </w:rPr>
         <w:t xml:space="preserve"> = </w:t>
       </w:r>
@@ -20231,6 +20294,7 @@
           <w:rFonts w:ascii="Times New Roman" w:hAnsi="Times New Roman"/>
           <w:sz w:val="28"/>
           <w:szCs w:val="28"/>
+          <w:lang w:val="ru-RU"/>
         </w:rPr>
         <w:t>0</w:t>
       </w:r>
@@ -20240,6 +20304,7 @@
           <w:rFonts w:ascii="Times New Roman" w:hAnsi="Times New Roman"/>
           <w:sz w:val="28"/>
           <w:szCs w:val="28"/>
+          <w:lang w:val="ru-RU"/>
         </w:rPr>
         <w:t xml:space="preserve">, </w:t>
       </w:r>
@@ -20258,6 +20323,7 @@
           <w:rFonts w:ascii="Times New Roman" w:hAnsi="Times New Roman"/>
           <w:sz w:val="28"/>
           <w:szCs w:val="28"/>
+          <w:lang w:val="ru-RU"/>
         </w:rPr>
         <w:t xml:space="preserve"> = 2</w:t>
       </w:r>
@@ -20267,6 +20333,7 @@
           <w:rFonts w:ascii="Times New Roman" w:hAnsi="Times New Roman"/>
           <w:sz w:val="28"/>
           <w:szCs w:val="28"/>
+          <w:lang w:val="ru-RU"/>
         </w:rPr>
         <w:t xml:space="preserve">  </w:t>
       </w:r>
@@ -22522,6 +22589,7 @@
       <w:r>
         <w:rPr>
           <w:sz w:val="28"/>
+          <w:lang w:val="ru-RU"/>
         </w:rPr>
         <w:t>5</w:t>
       </w:r>
@@ -22923,6 +22991,7 @@
       <w:r>
         <w:rPr>
           <w:sz w:val="28"/>
+          <w:lang w:val="ru-RU"/>
         </w:rPr>
         <w:t>6</w:t>
       </w:r>
@@ -23296,6 +23365,7 @@
       <w:r>
         <w:rPr>
           <w:sz w:val="28"/>
+          <w:lang w:val="ru-RU"/>
         </w:rPr>
         <w:t>7</w:t>
       </w:r>
@@ -23827,19 +23897,7 @@
             <w:szCs w:val="28"/>
             <w:lang w:val="ru-RU"/>
           </w:rPr>
-          <m:t>'</m:t>
-        </m:r>
-        <m:r>
-          <m:rPr>
-            <m:sty m:val="p"/>
-          </m:rPr>
-          <w:rPr>
-            <w:rFonts w:ascii="Cambria Math" w:hAnsi="Cambria Math"/>
-            <w:sz w:val="28"/>
-            <w:szCs w:val="28"/>
-            <w:lang w:val="ru-RU"/>
-          </w:rPr>
-          <m:t>'</m:t>
+          <m:t>''</m:t>
         </m:r>
         <m:d>
           <m:dPr>
@@ -24120,6 +24178,8 @@
       <w:pgSz w:w="11906" w:h="16838"/>
       <w:pgMar w:top="1134" w:right="851" w:bottom="1134" w:left="1701" w:header="720" w:footer="720" w:gutter="0"/>
       <w:cols w:space="720"/>
+      <w:titlePg/>
+      <w:docGrid w:linePitch="326"/>
     </w:sectPr>
   </w:body>
 </w:document>

--- a/Отчет_ЛР2_Гусев.docx
+++ b/Отчет_ЛР2_Гусев.docx
@@ -20325,7 +20325,17 @@
           <w:szCs w:val="28"/>
           <w:lang w:val="ru-RU"/>
         </w:rPr>
-        <w:t xml:space="preserve"> = 2</w:t>
+        <w:t xml:space="preserve"> = </w:t>
+      </w:r>
+      <w:r>
+        <w:rPr>
+          <w:rStyle w:val="VerbatimChar"/>
+          <w:rFonts w:ascii="Times New Roman" w:hAnsi="Times New Roman"/>
+          <w:sz w:val="28"/>
+          <w:szCs w:val="28"/>
+          <w:lang w:val="ru-RU"/>
+        </w:rPr>
+        <w:t>1</w:t>
       </w:r>
       <w:r>
         <w:rPr>
@@ -22218,7 +22228,17 @@
           <w:szCs w:val="28"/>
           <w:lang w:val="ru-RU"/>
         </w:rPr>
-        <w:t xml:space="preserve"> = 0.125</w:t>
+        <w:t xml:space="preserve"> = </w:t>
+      </w:r>
+      <w:r>
+        <w:rPr>
+          <w:rStyle w:val="VerbatimChar"/>
+          <w:rFonts w:ascii="Times New Roman" w:hAnsi="Times New Roman"/>
+          <w:sz w:val="28"/>
+          <w:szCs w:val="28"/>
+          <w:lang w:val="ru-RU"/>
+        </w:rPr>
+        <w:t>46.65(6)</w:t>
       </w:r>
       <w:r>
         <w:rPr>
